--- a/2/cours 1/2 cours 1.docx
+++ b/2/cours 1/2 cours 1.docx
@@ -1019,7 +1019,48 @@
                 <w:szCs w:val="28"/>
                 <w:rtl/>
               </w:rPr>
-              <w:t xml:space="preserve"> جدول؟ أنقر عليها، واصل محاولاتك لتتمكن من إدراج جدول. </w:t>
+              <w:t xml:space="preserve"> </w:t>
+            </w:r>
+            <w:proofErr w:type="gramStart"/>
+            <w:r>
+              <w:rPr>
+                <w:rFonts w:hint="cs"/>
+                <w:sz w:val="28"/>
+                <w:szCs w:val="28"/>
+                <w:rtl/>
+              </w:rPr>
+              <w:t>جدول</w:t>
+            </w:r>
+            <w:r>
+              <w:rPr>
+                <w:rFonts w:hint="cs"/>
+                <w:sz w:val="28"/>
+                <w:szCs w:val="28"/>
+                <w:rtl/>
+                <w:lang w:bidi="ar-DZ"/>
+              </w:rPr>
+              <w:t xml:space="preserve"> </w:t>
+            </w:r>
+            <w:bookmarkStart w:id="0" w:name="_GoBack"/>
+            <w:bookmarkEnd w:id="0"/>
+            <w:r>
+              <w:rPr>
+                <w:rFonts w:hint="cs"/>
+                <w:sz w:val="28"/>
+                <w:szCs w:val="28"/>
+                <w:rtl/>
+              </w:rPr>
+              <w:t>؟</w:t>
+            </w:r>
+            <w:proofErr w:type="gramEnd"/>
+            <w:r>
+              <w:rPr>
+                <w:rFonts w:hint="cs"/>
+                <w:sz w:val="28"/>
+                <w:szCs w:val="28"/>
+                <w:rtl/>
+              </w:rPr>
+              <w:t xml:space="preserve"> أنقر عليها، واصل محاولاتك لتتمكن من إدراج جدول. </w:t>
             </w:r>
           </w:p>
           <w:p>
@@ -3906,7 +3947,6 @@
               </w:rPr>
               <w:t xml:space="preserve">تقويم </w:t>
             </w:r>
-            <w:bookmarkStart w:id="0" w:name="_GoBack"/>
             <w:r>
               <w:rPr>
                 <w:rFonts w:hint="cs"/>
@@ -3917,7 +3957,6 @@
               </w:rPr>
               <w:t>:</w:t>
             </w:r>
-            <w:bookmarkEnd w:id="0"/>
             <w:proofErr w:type="gramEnd"/>
             <w:r>
               <w:rPr>
@@ -6161,7 +6200,7 @@
 </file>
 
 <file path=customXml/itemProps1.xml><?xml version="1.0" encoding="utf-8"?>
-<ds:datastoreItem xmlns:ds="http://schemas.openxmlformats.org/officeDocument/2006/customXml" ds:itemID="{D6B76D38-E517-49AB-84C3-14A78736F181}">
+<ds:datastoreItem xmlns:ds="http://schemas.openxmlformats.org/officeDocument/2006/customXml" ds:itemID="{63515CF2-24FA-4918-8B7C-76D973617574}">
   <ds:schemaRefs>
     <ds:schemaRef ds:uri="http://schemas.openxmlformats.org/officeDocument/2006/bibliography"/>
   </ds:schemaRefs>
